--- a/plantillas/dgcp/Compromiso_Etico_Proveedores-tpl.docx
+++ b/plantillas/dgcp/Compromiso_Etico_Proveedores-tpl.docx
@@ -861,7 +861,7 @@
           <w:szCs w:val="23"/>
           <w:lang w:val="es-DO"/>
         </w:rPr>
-        <w:t>_________________________________</w:t>
+        <w:t xml:space="preserve">{%firma} {%sello} _________________________________</w:t>
       </w:r>
     </w:p>
     <w:p>
